--- a/requirements/downloads/08_保单管理 PRD.docx
+++ b/requirements/downloads/08_保单管理 PRD.docx
@@ -1062,7 +1062,7 @@
                 <w:color w:val="29242D"/>
                 <w:sz w:val="18"/>
               </w:rPr>
-              <w:t>按分派和allowedActions执行</w:t>
+              <w:t>按分派和当前允许操作执行</w:t>
             </w:r>
           </w:p>
         </w:tc>
@@ -1723,7 +1723,7 @@
                 <w:color w:val="29242D"/>
                 <w:sz w:val="17"/>
               </w:rPr>
-              <w:t>支持关键词、状态、门店/负责人和时间筛选；详情展示关联对象、allowedActions和审计时间线。</w:t>
+              <w:t>支持关键词、状态、门店/负责人和时间筛选；详情展示关联对象、当前允许操作和审计时间线。</w:t>
             </w:r>
           </w:p>
         </w:tc>
@@ -2053,7 +2053,7 @@
                 <w:color w:val="29242D"/>
                 <w:sz w:val="17"/>
               </w:rPr>
-              <w:t>实际状态以本模块规则和allowedActions为准</w:t>
+              <w:t>实际状态以本模块规则和当前允许操作为准</w:t>
             </w:r>
           </w:p>
         </w:tc>
@@ -2179,7 +2179,7 @@
           <w:color w:val="29242D"/>
           <w:sz w:val="20"/>
         </w:rPr>
-        <w:t>跨端提交先落后台业务记录并返回业务编号；重复clientRequestId返回原结果。</w:t>
+        <w:t>跨端提交先落后台业务记录并返回业务编号；重复客户端请求编号返回原结果。</w:t>
       </w:r>
     </w:p>
     <w:p>
@@ -2346,7 +2346,7 @@
                 <w:color w:val="29242D"/>
                 <w:sz w:val="17"/>
               </w:rPr>
-              <w:t>所有对象返回id、businessNo、version、createdAt、updatedAt；业务编号不可用展示文案替代。</w:t>
+              <w:t>所有对象返回id、业务单号、数据版本、创建时间、更新时间；业务编号不可用展示文案替代。</w:t>
             </w:r>
           </w:p>
         </w:tc>
@@ -2401,7 +2401,7 @@
                 <w:color w:val="29242D"/>
                 <w:sz w:val="17"/>
               </w:rPr>
-              <w:t>携带clientRequestId与expectedVersion；服务端校验身份、数据范围、状态与必填。</w:t>
+              <w:t>携带客户端请求编号与预期数据版本；服务端校验身份、数据范围、状态与必填。</w:t>
             </w:r>
           </w:p>
         </w:tc>
@@ -2456,7 +2456,7 @@
                 <w:color w:val="29242D"/>
                 <w:sz w:val="17"/>
               </w:rPr>
-              <w:t>返回allowedActions；客户端只作展示控制，后端仍逐动作鉴权。</w:t>
+              <w:t>返回当前允许操作；客户端只作展示控制，后端仍逐动作鉴权。</w:t>
             </w:r>
           </w:p>
         </w:tc>
@@ -2621,7 +2621,7 @@
                 <w:color w:val="29242D"/>
                 <w:sz w:val="17"/>
               </w:rPr>
-              <w:t>服务器时间、Asia/Hong_Kong业务日；金额用最小货币单位并显式币种。</w:t>
+              <w:t>服务器时间、香港时间业务日；金额用最小货币单位并显式币种。</w:t>
             </w:r>
           </w:p>
         </w:tc>
@@ -2667,7 +2667,7 @@
           <w:color w:val="29242D"/>
           <w:sz w:val="20"/>
         </w:rPr>
-        <w:t>409 VERSION_CONFLICT要求刷新详情和allowedActions，禁止最后写入覆盖。</w:t>
+        <w:t>409 数据版本冲突要求刷新详情和当前允许操作，禁止最后写入覆盖。</w:t>
       </w:r>
     </w:p>
     <w:p>
